--- a/팀프로젝트_제안서(수정 0520).docx
+++ b/팀프로젝트_제안서(수정 0520).docx
@@ -149,41 +149,13 @@
                 <w:lang w:eastAsia="ko-KR"/>
               </w:rPr>
             </w:pPr>
-            <w:proofErr w:type="spellStart"/>
             <w:r>
               <w:rPr>
                 <w:rFonts w:cs="맑은 고딕"/>
                 <w:sz w:val="20"/>
                 <w:lang w:eastAsia="ko-KR"/>
               </w:rPr>
-              <w:t>유니핏</w:t>
-            </w:r>
-            <w:proofErr w:type="spellEnd"/>
-            <w:r>
-              <w:rPr>
-                <w:rFonts w:cs="맑은 고딕"/>
-                <w:sz w:val="20"/>
-                <w:lang w:eastAsia="ko-KR"/>
-              </w:rPr>
-              <w:t>(</w:t>
-            </w:r>
-            <w:proofErr w:type="spellStart"/>
-            <w:r>
-              <w:rPr>
-                <w:rFonts w:cs="맑은 고딕"/>
-                <w:sz w:val="20"/>
-                <w:lang w:eastAsia="ko-KR"/>
-              </w:rPr>
-              <w:t>나한테</w:t>
-            </w:r>
-            <w:proofErr w:type="spellEnd"/>
-            <w:r>
-              <w:rPr>
-                <w:rFonts w:cs="맑은 고딕"/>
-                <w:sz w:val="20"/>
-                <w:lang w:eastAsia="ko-KR"/>
-              </w:rPr>
-              <w:t xml:space="preserve"> 맞는 대학교 찾기)</w:t>
+              <w:t>유니핏(나한테 맞는 대학교 찾기)</w:t>
             </w:r>
           </w:p>
         </w:tc>
@@ -200,11 +172,9 @@
             <w:pPr>
               <w:ind w:firstLineChars="50" w:firstLine="110"/>
             </w:pPr>
-            <w:proofErr w:type="spellStart"/>
             <w:r>
               <w:t>팀명</w:t>
             </w:r>
-            <w:proofErr w:type="spellEnd"/>
           </w:p>
         </w:tc>
         <w:tc>
@@ -273,27 +243,9 @@
             <w:pPr>
               <w:ind w:firstLineChars="50" w:firstLine="110"/>
             </w:pPr>
-            <w:proofErr w:type="spellStart"/>
             <w:r>
-              <w:t>주제</w:t>
+              <w:t>주제 선택 이유</w:t>
             </w:r>
-            <w:proofErr w:type="spellEnd"/>
-            <w:r>
-              <w:t xml:space="preserve"> </w:t>
-            </w:r>
-            <w:proofErr w:type="spellStart"/>
-            <w:r>
-              <w:t>선택</w:t>
-            </w:r>
-            <w:proofErr w:type="spellEnd"/>
-            <w:r>
-              <w:t xml:space="preserve"> </w:t>
-            </w:r>
-            <w:proofErr w:type="spellStart"/>
-            <w:r>
-              <w:t>이유</w:t>
-            </w:r>
-            <w:proofErr w:type="spellEnd"/>
           </w:p>
         </w:tc>
         <w:tc>
@@ -328,19 +280,9 @@
             <w:pPr>
               <w:ind w:firstLineChars="50" w:firstLine="110"/>
             </w:pPr>
-            <w:proofErr w:type="spellStart"/>
             <w:r>
-              <w:t>사용</w:t>
+              <w:t>사용 자료구조</w:t>
             </w:r>
-            <w:proofErr w:type="spellEnd"/>
-            <w:r>
-              <w:t xml:space="preserve"> </w:t>
-            </w:r>
-            <w:proofErr w:type="spellStart"/>
-            <w:r>
-              <w:t>자료구조</w:t>
-            </w:r>
-            <w:proofErr w:type="spellEnd"/>
           </w:p>
         </w:tc>
         <w:tc>
@@ -375,19 +317,9 @@
             <w:pPr>
               <w:ind w:firstLineChars="50" w:firstLine="110"/>
             </w:pPr>
-            <w:proofErr w:type="spellStart"/>
             <w:r>
-              <w:t>개발</w:t>
+              <w:t>개발 언어</w:t>
             </w:r>
-            <w:proofErr w:type="spellEnd"/>
-            <w:r>
-              <w:t xml:space="preserve"> </w:t>
-            </w:r>
-            <w:proofErr w:type="spellStart"/>
-            <w:r>
-              <w:t>언어</w:t>
-            </w:r>
-            <w:proofErr w:type="spellEnd"/>
           </w:p>
         </w:tc>
         <w:tc>
@@ -1041,7 +973,6 @@
         </w:rPr>
         <w:t xml:space="preserve"> </w:t>
       </w:r>
-      <w:proofErr w:type="spellStart"/>
       <w:r>
         <w:rPr>
           <w:rFonts w:cs="맑은 고딕" w:hint="eastAsia"/>
@@ -1049,7 +980,6 @@
         </w:rPr>
         <w:t>진학사</w:t>
       </w:r>
-      <w:proofErr w:type="spellEnd"/>
       <w:r>
         <w:rPr>
           <w:lang w:eastAsia="ko-KR"/>
@@ -2245,19 +2175,15 @@
       <w:r>
         <w:t xml:space="preserve">3. </w:t>
       </w:r>
-      <w:proofErr w:type="spellStart"/>
       <w:r>
         <w:t>주요</w:t>
       </w:r>
-      <w:proofErr w:type="spellEnd"/>
       <w:r>
         <w:t xml:space="preserve"> </w:t>
       </w:r>
-      <w:proofErr w:type="spellStart"/>
       <w:r>
         <w:t>기능</w:t>
       </w:r>
-      <w:proofErr w:type="spellEnd"/>
     </w:p>
     <w:tbl>
       <w:tblPr>
@@ -2278,7 +2204,7 @@
       <w:tr>
         <w:tc>
           <w:tcPr>
-            <w:tcW w:w="2506" w:type="dxa"/>
+            <w:tcW w:w="2484" w:type="dxa"/>
             <w:tcBorders>
               <w:top w:val="double" w:sz="4" w:space="0" w:color="auto"/>
               <w:bottom w:val="double" w:sz="4" w:space="0" w:color="auto"/>
@@ -2303,7 +2229,7 @@
         </w:tc>
         <w:tc>
           <w:tcPr>
-            <w:tcW w:w="5706" w:type="dxa"/>
+            <w:tcW w:w="5639" w:type="dxa"/>
             <w:tcBorders>
               <w:top w:val="double" w:sz="4" w:space="0" w:color="auto"/>
               <w:bottom w:val="double" w:sz="4" w:space="0" w:color="auto"/>
@@ -2328,7 +2254,7 @@
         </w:tc>
         <w:tc>
           <w:tcPr>
-            <w:tcW w:w="2186" w:type="dxa"/>
+            <w:tcW w:w="2173" w:type="dxa"/>
             <w:tcBorders>
               <w:top w:val="double" w:sz="4" w:space="0" w:color="auto"/>
               <w:bottom w:val="double" w:sz="4" w:space="0" w:color="auto"/>
@@ -2365,7 +2291,7 @@
       <w:tr>
         <w:tc>
           <w:tcPr>
-            <w:tcW w:w="2506" w:type="dxa"/>
+            <w:tcW w:w="2484" w:type="dxa"/>
             <w:tcBorders>
               <w:top w:val="double" w:sz="4" w:space="0" w:color="auto"/>
             </w:tcBorders>
@@ -2385,7 +2311,7 @@
         </w:tc>
         <w:tc>
           <w:tcPr>
-            <w:tcW w:w="5706" w:type="dxa"/>
+            <w:tcW w:w="5639" w:type="dxa"/>
             <w:tcBorders>
               <w:top w:val="double" w:sz="4" w:space="0" w:color="auto"/>
             </w:tcBorders>
@@ -2408,7 +2334,7 @@
         </w:tc>
         <w:tc>
           <w:tcPr>
-            <w:tcW w:w="2186" w:type="dxa"/>
+            <w:tcW w:w="2173" w:type="dxa"/>
             <w:tcBorders>
               <w:top w:val="double" w:sz="4" w:space="0" w:color="auto"/>
             </w:tcBorders>
@@ -2418,7 +2344,6 @@
             <w:pPr>
               <w:spacing w:line="160" w:lineRule="atLeast"/>
             </w:pPr>
-            <w:proofErr w:type="spellStart"/>
             <w:r>
               <w:rPr>
                 <w:lang w:eastAsia="ko-KR"/>
@@ -2430,42 +2355,21 @@
               <w:rPr>
                 <w:lang w:eastAsia="ko-KR"/>
               </w:rPr>
-              <w:t>login</w:t>
-            </w:r>
-            <w:proofErr w:type="spellEnd"/>
-            <w:r>
-              <w:rPr>
-                <w:lang w:eastAsia="ko-KR"/>
-              </w:rPr>
-              <w:t>(</w:t>
+              <w:t>login(</w:t>
             </w:r>
             <w:proofErr w:type="gramEnd"/>
             <w:r>
               <w:rPr>
                 <w:lang w:eastAsia="ko-KR"/>
               </w:rPr>
-              <w:t xml:space="preserve">), </w:t>
-            </w:r>
-            <w:proofErr w:type="spellStart"/>
-            <w:r>
-              <w:rPr>
-                <w:lang w:eastAsia="ko-KR"/>
-              </w:rPr>
-              <w:t>is_</w:t>
+              <w:t>), is_</w:t>
             </w:r>
             <w:proofErr w:type="gramStart"/>
             <w:r>
               <w:rPr>
                 <w:lang w:eastAsia="ko-KR"/>
               </w:rPr>
-              <w:t>remake</w:t>
-            </w:r>
-            <w:proofErr w:type="spellEnd"/>
-            <w:r>
-              <w:rPr>
-                <w:lang w:eastAsia="ko-KR"/>
-              </w:rPr>
-              <w:t>(</w:t>
+              <w:t>remake(</w:t>
             </w:r>
             <w:proofErr w:type="gramEnd"/>
             <w:r>
@@ -2480,7 +2384,7 @@
       <w:tr>
         <w:tc>
           <w:tcPr>
-            <w:tcW w:w="2506" w:type="dxa"/>
+            <w:tcW w:w="2484" w:type="dxa"/>
             <w:vAlign w:val="center"/>
           </w:tcPr>
           <w:p>
@@ -2498,7 +2402,7 @@
         </w:tc>
         <w:tc>
           <w:tcPr>
-            <w:tcW w:w="5706" w:type="dxa"/>
+            <w:tcW w:w="5639" w:type="dxa"/>
             <w:vAlign w:val="center"/>
           </w:tcPr>
           <w:p>
@@ -2518,14 +2422,13 @@
         </w:tc>
         <w:tc>
           <w:tcPr>
-            <w:tcW w:w="2186" w:type="dxa"/>
+            <w:tcW w:w="2173" w:type="dxa"/>
             <w:vAlign w:val="center"/>
           </w:tcPr>
           <w:p>
             <w:pPr>
               <w:spacing w:line="160" w:lineRule="atLeast"/>
             </w:pPr>
-            <w:proofErr w:type="spellStart"/>
             <w:r>
               <w:rPr>
                 <w:lang w:eastAsia="ko-KR"/>
@@ -2537,14 +2440,7 @@
               <w:rPr>
                 <w:lang w:eastAsia="ko-KR"/>
               </w:rPr>
-              <w:t>verse</w:t>
-            </w:r>
-            <w:proofErr w:type="spellEnd"/>
-            <w:r>
-              <w:rPr>
-                <w:lang w:eastAsia="ko-KR"/>
-              </w:rPr>
-              <w:t>(</w:t>
+              <w:t>verse(</w:t>
             </w:r>
             <w:proofErr w:type="gramEnd"/>
             <w:r>
@@ -2559,99 +2455,7 @@
       <w:tr>
         <w:tc>
           <w:tcPr>
-            <w:tcW w:w="2506" w:type="dxa"/>
-            <w:vAlign w:val="center"/>
-          </w:tcPr>
-          <w:p>
-            <w:pPr>
-              <w:spacing w:line="160" w:lineRule="atLeast"/>
-            </w:pPr>
-            <w:r>
-              <w:rPr>
-                <w:lang w:eastAsia="ko-KR"/>
-              </w:rPr>
-              <w:t>약점 탐색</w:t>
-            </w:r>
-          </w:p>
-        </w:tc>
-        <w:tc>
-          <w:tcPr>
-            <w:tcW w:w="5706" w:type="dxa"/>
-            <w:vAlign w:val="center"/>
-          </w:tcPr>
-          <w:p>
-            <w:pPr>
-              <w:spacing w:line="160" w:lineRule="atLeast"/>
-              <w:rPr>
-                <w:lang w:eastAsia="ko-KR"/>
-              </w:rPr>
-            </w:pPr>
-            <w:r>
-              <w:rPr>
-                <w:lang w:eastAsia="ko-KR"/>
-              </w:rPr>
-              <w:t xml:space="preserve">학생 성적과 대학교 요구 성적을 비교하여 어느 과목이 </w:t>
-            </w:r>
-            <w:proofErr w:type="spellStart"/>
-            <w:r>
-              <w:rPr>
-                <w:lang w:eastAsia="ko-KR"/>
-              </w:rPr>
-              <w:t>약한지</w:t>
-            </w:r>
-            <w:proofErr w:type="spellEnd"/>
-            <w:r>
-              <w:rPr>
-                <w:lang w:eastAsia="ko-KR"/>
-              </w:rPr>
-              <w:t xml:space="preserve"> 확인</w:t>
-            </w:r>
-          </w:p>
-        </w:tc>
-        <w:tc>
-          <w:tcPr>
-            <w:tcW w:w="2186" w:type="dxa"/>
-            <w:vAlign w:val="center"/>
-          </w:tcPr>
-          <w:p>
-            <w:pPr>
-              <w:spacing w:line="160" w:lineRule="atLeast"/>
-            </w:pPr>
-            <w:proofErr w:type="spellStart"/>
-            <w:r>
-              <w:rPr>
-                <w:lang w:eastAsia="ko-KR"/>
-              </w:rPr>
-              <w:t>is_</w:t>
-            </w:r>
-            <w:proofErr w:type="gramStart"/>
-            <w:r>
-              <w:rPr>
-                <w:lang w:eastAsia="ko-KR"/>
-              </w:rPr>
-              <w:t>weak</w:t>
-            </w:r>
-            <w:proofErr w:type="spellEnd"/>
-            <w:r>
-              <w:rPr>
-                <w:lang w:eastAsia="ko-KR"/>
-              </w:rPr>
-              <w:t>(</w:t>
-            </w:r>
-            <w:proofErr w:type="gramEnd"/>
-            <w:r>
-              <w:rPr>
-                <w:lang w:eastAsia="ko-KR"/>
-              </w:rPr>
-              <w:t>)</w:t>
-            </w:r>
-          </w:p>
-        </w:tc>
-      </w:tr>
-      <w:tr>
-        <w:tc>
-          <w:tcPr>
-            <w:tcW w:w="2506" w:type="dxa"/>
+            <w:tcW w:w="2484" w:type="dxa"/>
             <w:vAlign w:val="center"/>
           </w:tcPr>
           <w:p>
@@ -2668,7 +2472,7 @@
         </w:tc>
         <w:tc>
           <w:tcPr>
-            <w:tcW w:w="5706" w:type="dxa"/>
+            <w:tcW w:w="5639" w:type="dxa"/>
             <w:vAlign w:val="center"/>
           </w:tcPr>
           <w:p>
@@ -2688,14 +2492,13 @@
         </w:tc>
         <w:tc>
           <w:tcPr>
-            <w:tcW w:w="2186" w:type="dxa"/>
+            <w:tcW w:w="2173" w:type="dxa"/>
             <w:vAlign w:val="center"/>
           </w:tcPr>
           <w:p>
             <w:pPr>
               <w:spacing w:line="160" w:lineRule="atLeast"/>
             </w:pPr>
-            <w:proofErr w:type="spellStart"/>
             <w:r>
               <w:rPr>
                 <w:lang w:eastAsia="ko-KR"/>
@@ -2707,14 +2510,7 @@
               <w:rPr>
                 <w:lang w:eastAsia="ko-KR"/>
               </w:rPr>
-              <w:t>review</w:t>
-            </w:r>
-            <w:proofErr w:type="spellEnd"/>
-            <w:r>
-              <w:rPr>
-                <w:lang w:eastAsia="ko-KR"/>
-              </w:rPr>
-              <w:t>(</w:t>
+              <w:t>review(</w:t>
             </w:r>
             <w:proofErr w:type="gramEnd"/>
             <w:r>
@@ -2729,7 +2525,7 @@
       <w:tr>
         <w:tc>
           <w:tcPr>
-            <w:tcW w:w="2506" w:type="dxa"/>
+            <w:tcW w:w="2484" w:type="dxa"/>
             <w:vAlign w:val="center"/>
           </w:tcPr>
           <w:p>
@@ -2746,7 +2542,7 @@
         </w:tc>
         <w:tc>
           <w:tcPr>
-            <w:tcW w:w="5706" w:type="dxa"/>
+            <w:tcW w:w="5639" w:type="dxa"/>
             <w:vAlign w:val="center"/>
           </w:tcPr>
           <w:p>
@@ -2766,14 +2562,13 @@
         </w:tc>
         <w:tc>
           <w:tcPr>
-            <w:tcW w:w="2186" w:type="dxa"/>
+            <w:tcW w:w="2173" w:type="dxa"/>
             <w:vAlign w:val="center"/>
           </w:tcPr>
           <w:p>
             <w:pPr>
               <w:spacing w:line="160" w:lineRule="atLeast"/>
             </w:pPr>
-            <w:proofErr w:type="spellStart"/>
             <w:r>
               <w:rPr>
                 <w:lang w:eastAsia="ko-KR"/>
@@ -2785,14 +2580,7 @@
               <w:rPr>
                 <w:lang w:eastAsia="ko-KR"/>
               </w:rPr>
-              <w:t>date</w:t>
-            </w:r>
-            <w:proofErr w:type="spellEnd"/>
-            <w:r>
-              <w:rPr>
-                <w:lang w:eastAsia="ko-KR"/>
-              </w:rPr>
-              <w:t>(</w:t>
+              <w:t>date(</w:t>
             </w:r>
             <w:proofErr w:type="gramEnd"/>
             <w:r>
@@ -2851,7 +2639,6 @@
     <w:p>
       <w:pPr>
         <w:rPr>
-          <w:rFonts w:hint="eastAsia"/>
           <w:lang w:eastAsia="ko-KR"/>
         </w:rPr>
       </w:pPr>
@@ -2939,7 +2726,6 @@
                           <w:p>
                             <w:pPr>
                               <w:rPr>
-                                <w:rFonts w:hint="eastAsia"/>
                                 <w:lang w:eastAsia="ko-KR"/>
                               </w:rPr>
                             </w:pPr>
@@ -3021,7 +2807,6 @@
                     <w:p>
                       <w:pPr>
                         <w:rPr>
-                          <w:rFonts w:hint="eastAsia"/>
                           <w:lang w:eastAsia="ko-KR"/>
                         </w:rPr>
                       </w:pPr>
@@ -3041,13 +2826,20 @@
       </w:r>
       <w:r>
         <w:rPr>
+          <w:rFonts w:hint="eastAsia"/>
+          <w:lang w:eastAsia="ko-KR"/>
+        </w:rPr>
+        <w:t xml:space="preserve">   </w:t>
+      </w:r>
+      <w:r>
+        <w:rPr>
           <w:lang w:eastAsia="ko-KR"/>
         </w:rPr>
         <w:drawing>
-          <wp:inline distT="0" distB="0" distL="0" distR="0" wp14:anchorId="7E9B5C53" wp14:editId="3FA29295">
-            <wp:extent cx="2877820" cy="4695825"/>
+          <wp:inline distT="0" distB="0" distL="0" distR="0" wp14:anchorId="6AFCC665" wp14:editId="4D03D3FC">
+            <wp:extent cx="2748401" cy="4162567"/>
             <wp:effectExtent l="0" t="0" r="0" b="0"/>
-            <wp:docPr id="1599547599" name="그림 1"/>
+            <wp:docPr id="1991309025" name="그림 1"/>
             <wp:cNvGraphicFramePr>
               <a:graphicFrameLocks xmlns:a="http://schemas.openxmlformats.org/drawingml/2006/main" noChangeAspect="1"/>
             </wp:cNvGraphicFramePr>
@@ -3055,7 +2847,7 @@
               <a:graphicData uri="http://schemas.openxmlformats.org/drawingml/2006/picture">
                 <pic:pic xmlns:pic="http://schemas.openxmlformats.org/drawingml/2006/picture">
                   <pic:nvPicPr>
-                    <pic:cNvPr id="1599547599" name=""/>
+                    <pic:cNvPr id="1991309025" name=""/>
                     <pic:cNvPicPr/>
                   </pic:nvPicPr>
                   <pic:blipFill>
@@ -3067,7 +2859,7 @@
                   <pic:spPr>
                     <a:xfrm>
                       <a:off x="0" y="0"/>
-                      <a:ext cx="2890847" cy="4717081"/>
+                      <a:ext cx="2778180" cy="4207669"/>
                     </a:xfrm>
                     <a:prstGeom prst="rect">
                       <a:avLst/>
@@ -3079,35 +2871,23 @@
           </wp:inline>
         </w:drawing>
       </w:r>
-      <w:r>
-        <w:rPr>
-          <w:rFonts w:hint="eastAsia"/>
-          <w:lang w:eastAsia="ko-KR"/>
-        </w:rPr>
-        <w:t xml:space="preserve">   </w:t>
-      </w:r>
     </w:p>
     <w:p>
       <w:pPr>
         <w:pStyle w:val="1"/>
       </w:pPr>
       <w:r>
-        <w:lastRenderedPageBreak/>
         <w:t xml:space="preserve">5. </w:t>
       </w:r>
-      <w:proofErr w:type="spellStart"/>
       <w:r>
         <w:t>역할</w:t>
       </w:r>
-      <w:proofErr w:type="spellEnd"/>
       <w:r>
         <w:t xml:space="preserve"> </w:t>
       </w:r>
-      <w:proofErr w:type="spellStart"/>
       <w:r>
         <w:t>분담</w:t>
       </w:r>
-      <w:proofErr w:type="spellEnd"/>
     </w:p>
     <w:tbl>
       <w:tblPr>
@@ -3236,6 +3016,7 @@
               <w:rPr>
                 <w:lang w:eastAsia="ko-KR"/>
               </w:rPr>
+              <w:lastRenderedPageBreak/>
               <w:t>허태윤</w:t>
             </w:r>
           </w:p>
@@ -3288,9 +3069,6 @@
           <w:p>
             <w:pPr>
               <w:jc w:val="center"/>
-              <w:rPr>
-                <w:rFonts w:hint="eastAsia"/>
-              </w:rPr>
             </w:pPr>
             <w:r>
               <w:rPr>
@@ -3303,14 +3081,7 @@
                 <w:rFonts w:hint="eastAsia"/>
                 <w:lang w:eastAsia="ko-KR"/>
               </w:rPr>
-              <w:t xml:space="preserve"> 및 </w:t>
-            </w:r>
-            <w:r>
-              <w:rPr>
-                <w:rFonts w:hint="eastAsia"/>
-                <w:lang w:eastAsia="ko-KR"/>
-              </w:rPr>
-              <w:t>멀티 지원</w:t>
+              <w:t xml:space="preserve"> 및 멀티 지원</w:t>
             </w:r>
           </w:p>
         </w:tc>
@@ -3574,6 +3345,7 @@
     <w:p>
       <w:pPr>
         <w:rPr>
+          <w:rFonts w:hint="eastAsia"/>
           <w:lang w:eastAsia="ko-KR"/>
         </w:rPr>
       </w:pPr>
@@ -3581,48 +3353,40 @@
         <w:rPr>
           <w:lang w:eastAsia="ko-KR"/>
         </w:rPr>
-        <w:t xml:space="preserve">본 프로그램을 통해 학생들은 여러 플랫폼에 분산된 대학별 전형 정보와 전년도 커트라인을 원스톱으로 탐색할 수 있다. 자신의 성적 데이터와 목표 대학의 요구 기준을 정밀하게 비교·분석함으로써 합격 가능성을 예측하고, 취약 과목을 보완하는 효율적인 학습 계획 수립이 가능하다. </w:t>
+        <w:t xml:space="preserve">본 프로그램을 통해 학생들은 여러 플랫폼에 분산된 대학별 전형 정보와 전년도 커트라인을 원스톱으로 탐색할 수 있다. 자신의 성적 데이터와 목표 대학의 요구 기준을 정밀하게 비교·분석함으로써 합격 가능성을 </w:t>
+      </w:r>
+      <w:r>
+        <w:rPr>
+          <w:rFonts w:hint="eastAsia"/>
+          <w:lang w:eastAsia="ko-KR"/>
+        </w:rPr>
+        <w:t>예측이 가능하다.</w:t>
       </w:r>
     </w:p>
     <w:p>
       <w:pPr>
         <w:rPr>
+          <w:lang w:eastAsia="ko-KR"/>
+        </w:rPr>
+      </w:pPr>
+      <w:r>
+        <w:rPr>
+          <w:lang w:eastAsia="ko-KR"/>
+        </w:rPr>
+        <w:t>이는 정보 접근성이 낮은 소외 계층 학생들에게 시간적·금전적 비용을 획기적으로 절감해 주는 실질적인 혜택을 제공할 것이다. 나아가 20</w:t>
+      </w:r>
+      <w:r>
+        <w:rPr>
           <w:rFonts w:hint="eastAsia"/>
           <w:lang w:eastAsia="ko-KR"/>
         </w:rPr>
-      </w:pPr>
-      <w:r>
-        <w:rPr>
-          <w:lang w:eastAsia="ko-KR"/>
-        </w:rPr>
-        <w:t>이는 정보 접근성이 낮은 소외 계층 학생들에게 시간적·금전적 비용을 획기적으로 절감해 주는 실질적인 혜택을 제공할 것이다. 나아가 20</w:t>
-      </w:r>
-      <w:r>
-        <w:rPr>
-          <w:rFonts w:hint="eastAsia"/>
-          <w:lang w:eastAsia="ko-KR"/>
-        </w:rPr>
         <w:t>25년</w:t>
       </w:r>
       <w:r>
         <w:rPr>
           <w:lang w:eastAsia="ko-KR"/>
         </w:rPr>
-        <w:t xml:space="preserve"> </w:t>
-      </w:r>
-      <w:proofErr w:type="spellStart"/>
-      <w:r>
-        <w:rPr>
-          <w:lang w:eastAsia="ko-KR"/>
-        </w:rPr>
-        <w:t>진학사</w:t>
-      </w:r>
-      <w:proofErr w:type="spellEnd"/>
-      <w:r>
-        <w:rPr>
-          <w:lang w:eastAsia="ko-KR"/>
-        </w:rPr>
-        <w:t xml:space="preserve"> 설문조사에서 제기된 비수도권 학생들의 정보 격차 및 사교육 의존 문제를 플랫폼을 통해 해소함으로써 교육의 공평성을 제고할 수 있다. 기술적인 측면에서도 이진 트리와 구조체 기반의 최적화된 데이터 관리 체계를 구축</w:t>
+        <w:t xml:space="preserve"> 진학사 설문조사에서 제기된 비수도권 학생들의 정보 격차 및 사교육 의존 문제를 플랫폼을 통해 해소함으로써 교육의 공평성을 제고할 수 있다. 기술적인 측면에서도 이진 트리와 구조체 기반의 최적화된 데이터 관리 체계를 구축</w:t>
       </w:r>
       <w:r>
         <w:rPr>
